--- a/semana-08-control-compras/evidencias/Evidencias.docx
+++ b/semana-08-control-compras/evidencias/Evidencias.docx
@@ -525,15 +525,29 @@
         </w:rPr>
         <w:t xml:space="preserve"> </w:t>
       </w:r>
-      <w:r>
+      <w:hyperlink r:id="rId8" w:history="1">
+        <w:r>
+          <w:rPr>
+            <w:rStyle w:val="Hipervnculo"/>
+            <w:rFonts w:ascii="Times New Roman" w:hAnsi="Times New Roman" w:cs="Times New Roman"/>
+            <w:sz w:val="28"/>
+            <w:szCs w:val="28"/>
+            <w:lang w:val="es-ES"/>
+          </w:rPr>
+          <w:t>https://github.com/Kevin-RiveraS/Programacion-II-2026.git</w:t>
+        </w:r>
+      </w:hyperlink>
+    </w:p>
+    <w:p>
+      <w:pPr>
+        <w:jc w:val="both"/>
         <w:rPr>
           <w:rFonts w:ascii="Times New Roman" w:hAnsi="Times New Roman" w:cs="Times New Roman"/>
           <w:sz w:val="28"/>
           <w:szCs w:val="28"/>
           <w:lang w:val="es-ES"/>
         </w:rPr>
-        <w:t>https://github.com/Kevin-RiveraS/Programacion-II-2026.git</w:t>
-      </w:r>
+      </w:pPr>
     </w:p>
     <w:p>
       <w:pPr>
@@ -602,28 +616,6 @@
         </w:rPr>
         <w:t xml:space="preserve"> 2026</w:t>
       </w:r>
-    </w:p>
-    <w:p>
-      <w:pPr>
-        <w:jc w:val="center"/>
-        <w:rPr>
-          <w:rFonts w:ascii="Times New Roman" w:hAnsi="Times New Roman" w:cs="Times New Roman"/>
-          <w:sz w:val="28"/>
-          <w:szCs w:val="28"/>
-          <w:lang w:val="es-ES"/>
-        </w:rPr>
-      </w:pPr>
-    </w:p>
-    <w:p>
-      <w:pPr>
-        <w:jc w:val="center"/>
-        <w:rPr>
-          <w:rFonts w:ascii="Times New Roman" w:hAnsi="Times New Roman" w:cs="Times New Roman"/>
-          <w:sz w:val="28"/>
-          <w:szCs w:val="28"/>
-          <w:lang w:val="es-ES"/>
-        </w:rPr>
-      </w:pPr>
     </w:p>
     <w:p>
       <w:pPr>
@@ -677,6 +669,7 @@
           <w:bCs/>
           <w:lang w:val="es-ES"/>
         </w:rPr>
+        <w:lastRenderedPageBreak/>
         <w:t>Respuestas y justificación del análisis previo</w:t>
       </w:r>
     </w:p>
@@ -1086,6 +1079,7 @@
           <w:bCs/>
           <w:noProof/>
         </w:rPr>
+        <w:lastRenderedPageBreak/>
         <w:drawing>
           <wp:anchor distT="0" distB="0" distL="114300" distR="114300" simplePos="0" relativeHeight="251660288" behindDoc="0" locked="0" layoutInCell="1" allowOverlap="1" wp14:anchorId="0DC5518F" wp14:editId="5A1A647E">
             <wp:simplePos x="0" y="0"/>
@@ -1110,7 +1104,7 @@
                     <pic:cNvPicPr/>
                   </pic:nvPicPr>
                   <pic:blipFill>
-                    <a:blip r:embed="rId8">
+                    <a:blip r:embed="rId9">
                       <a:extLst>
                         <a:ext uri="{28A0092B-C50C-407E-A947-70E740481C1C}">
                           <a14:useLocalDpi xmlns:a14="http://schemas.microsoft.com/office/drawing/2010/main" val="0"/>
@@ -1336,7 +1330,7 @@
                     </pic:cNvPicPr>
                   </pic:nvPicPr>
                   <pic:blipFill>
-                    <a:blip r:embed="rId9">
+                    <a:blip r:embed="rId10">
                       <a:extLst>
                         <a:ext uri="{28A0092B-C50C-407E-A947-70E740481C1C}">
                           <a14:useLocalDpi xmlns:a14="http://schemas.microsoft.com/office/drawing/2010/main" val="0"/>
@@ -1523,6 +1517,7 @@
           <w:b/>
           <w:bCs/>
         </w:rPr>
+        <w:lastRenderedPageBreak/>
         <w:t>Captura donde puedan observarse las declaraciones y utilización de ArrayList, HashSet y HashMap.</w:t>
       </w:r>
     </w:p>
@@ -1566,7 +1561,7 @@
                     <pic:cNvPicPr/>
                   </pic:nvPicPr>
                   <pic:blipFill>
-                    <a:blip r:embed="rId10">
+                    <a:blip r:embed="rId11">
                       <a:extLst>
                         <a:ext uri="{28A0092B-C50C-407E-A947-70E740481C1C}">
                           <a14:useLocalDpi xmlns:a14="http://schemas.microsoft.com/office/drawing/2010/main" val="0"/>
@@ -1794,6 +1789,7 @@
           <w:bCs/>
           <w:noProof/>
         </w:rPr>
+        <w:lastRenderedPageBreak/>
         <w:drawing>
           <wp:anchor distT="0" distB="0" distL="114300" distR="114300" simplePos="0" relativeHeight="251663360" behindDoc="0" locked="0" layoutInCell="1" allowOverlap="1" wp14:anchorId="6915D711" wp14:editId="2EECBC09">
             <wp:simplePos x="0" y="0"/>
@@ -1818,7 +1814,7 @@
                     <pic:cNvPicPr/>
                   </pic:nvPicPr>
                   <pic:blipFill>
-                    <a:blip r:embed="rId11">
+                    <a:blip r:embed="rId12">
                       <a:extLst>
                         <a:ext uri="{28A0092B-C50C-407E-A947-70E740481C1C}">
                           <a14:useLocalDpi xmlns:a14="http://schemas.microsoft.com/office/drawing/2010/main" val="0"/>
@@ -1900,7 +1896,7 @@
                     </pic:cNvPicPr>
                   </pic:nvPicPr>
                   <pic:blipFill>
-                    <a:blip r:embed="rId12">
+                    <a:blip r:embed="rId13">
                       <a:extLst>
                         <a:ext uri="{28A0092B-C50C-407E-A947-70E740481C1C}">
                           <a14:useLocalDpi xmlns:a14="http://schemas.microsoft.com/office/drawing/2010/main" val="0"/>
@@ -2118,7 +2114,6 @@
         <w:rPr>
           <w:rFonts w:ascii="Times New Roman" w:hAnsi="Times New Roman" w:cs="Times New Roman"/>
         </w:rPr>
-        <w:lastRenderedPageBreak/>
         <w:tab/>
       </w:r>
     </w:p>
@@ -2144,6 +2139,7 @@
           <w:b/>
           <w:bCs/>
         </w:rPr>
+        <w:lastRenderedPageBreak/>
         <w:t>Captura donde se observe una categoría repetida y el resultado sin duplicados.</w:t>
       </w:r>
     </w:p>
@@ -2189,7 +2185,7 @@
                     <pic:cNvPicPr/>
                   </pic:nvPicPr>
                   <pic:blipFill>
-                    <a:blip r:embed="rId13">
+                    <a:blip r:embed="rId14">
                       <a:extLst>
                         <a:ext uri="{28A0092B-C50C-407E-A947-70E740481C1C}">
                           <a14:useLocalDpi xmlns:a14="http://schemas.microsoft.com/office/drawing/2010/main" val="0"/>
@@ -2418,6 +2414,7 @@
           <w:b/>
           <w:bCs/>
         </w:rPr>
+        <w:lastRenderedPageBreak/>
         <w:t>Captura de la prueba con precio igual o menor que cero.</w:t>
       </w:r>
     </w:p>
@@ -2460,7 +2457,7 @@
                     <pic:cNvPicPr/>
                   </pic:nvPicPr>
                   <pic:blipFill>
-                    <a:blip r:embed="rId14">
+                    <a:blip r:embed="rId15">
                       <a:extLst>
                         <a:ext uri="{28A0092B-C50C-407E-A947-70E740481C1C}">
                           <a14:useLocalDpi xmlns:a14="http://schemas.microsoft.com/office/drawing/2010/main" val="0"/>
@@ -2611,7 +2608,7 @@
                     <pic:cNvPicPr/>
                   </pic:nvPicPr>
                   <pic:blipFill>
-                    <a:blip r:embed="rId15">
+                    <a:blip r:embed="rId16">
                       <a:extLst>
                         <a:ext uri="{28A0092B-C50C-407E-A947-70E740481C1C}">
                           <a14:useLocalDpi xmlns:a14="http://schemas.microsoft.com/office/drawing/2010/main" val="0"/>
@@ -2810,6 +2807,7 @@
           <w:b/>
           <w:bCs/>
         </w:rPr>
+        <w:lastRenderedPageBreak/>
         <w:t>Captura de la búsqueda de una categoría existente.</w:t>
       </w:r>
     </w:p>
@@ -2855,7 +2853,7 @@
                     <pic:cNvPicPr/>
                   </pic:nvPicPr>
                   <pic:blipFill>
-                    <a:blip r:embed="rId16">
+                    <a:blip r:embed="rId17">
                       <a:extLst>
                         <a:ext uri="{28A0092B-C50C-407E-A947-70E740481C1C}">
                           <a14:useLocalDpi xmlns:a14="http://schemas.microsoft.com/office/drawing/2010/main" val="0"/>
@@ -2971,7 +2969,7 @@
                     </pic:cNvPicPr>
                   </pic:nvPicPr>
                   <pic:blipFill rotWithShape="1">
-                    <a:blip r:embed="rId17">
+                    <a:blip r:embed="rId18">
                       <a:extLst>
                         <a:ext uri="{28A0092B-C50C-407E-A947-70E740481C1C}">
                           <a14:useLocalDpi xmlns:a14="http://schemas.microsoft.com/office/drawing/2010/main" val="0"/>
@@ -3203,6 +3201,7 @@
           <w:b/>
           <w:bCs/>
         </w:rPr>
+        <w:lastRenderedPageBreak/>
         <w:t>Captura del resumen final del programa.</w:t>
       </w:r>
     </w:p>
@@ -3250,7 +3249,7 @@
                     </pic:cNvPicPr>
                   </pic:nvPicPr>
                   <pic:blipFill rotWithShape="1">
-                    <a:blip r:embed="rId18">
+                    <a:blip r:embed="rId19">
                       <a:extLst>
                         <a:ext uri="{28A0092B-C50C-407E-A947-70E740481C1C}">
                           <a14:useLocalDpi xmlns:a14="http://schemas.microsoft.com/office/drawing/2010/main" val="0"/>
@@ -3430,7 +3429,7 @@
                     </pic:cNvPicPr>
                   </pic:nvPicPr>
                   <pic:blipFill>
-                    <a:blip r:embed="rId13">
+                    <a:blip r:embed="rId14">
                       <a:extLst>
                         <a:ext uri="{28A0092B-C50C-407E-A947-70E740481C1C}">
                           <a14:useLocalDpi xmlns:a14="http://schemas.microsoft.com/office/drawing/2010/main" val="0"/>
@@ -3592,6 +3591,7 @@
           <w:b/>
           <w:bCs/>
         </w:rPr>
+        <w:lastRenderedPageBreak/>
         <w:t>Reflexión final</w:t>
       </w:r>
     </w:p>
@@ -5789,6 +5789,18 @@
     <w:uiPriority w:val="99"/>
     <w:rsid w:val="00101B4C"/>
   </w:style>
+  <w:style w:type="character" w:styleId="Mencinsinresolver">
+    <w:name w:val="Unresolved Mention"/>
+    <w:basedOn w:val="Fuentedeprrafopredeter"/>
+    <w:uiPriority w:val="99"/>
+    <w:semiHidden/>
+    <w:unhideWhenUsed/>
+    <w:rsid w:val="00F31A6B"/>
+    <w:rPr>
+      <w:color w:val="605E5C"/>
+      <w:shd w:val="clear" w:color="auto" w:fill="E1DFDD"/>
+    </w:rPr>
+  </w:style>
 </w:styles>
 </file>
 
